--- a/templates/docx/reference-digital.docx
+++ b/templates/docx/reference-digital.docx
@@ -315,13 +315,16 @@
     </w:p>
     <w:sectPr>
       <w:headerReference w:type="default" r:id="rId901"/>
-      <w:headerReference w:type="first" r:id="rId902"/>
-      <w:footerReference w:type="default" r:id="rId903"/>
+      <w:headerReference w:type="even" r:id="rId902"/>
+      <w:headerReference w:type="first" r:id="rId903"/>
+      <w:footerReference w:type="default" r:id="rId904"/>
+      <w:footerReference w:type="even" r:id="rId905"/>
       <w:footnotePr>
         <w:numRestart w:val="eachSect"/>
       </w:footnotePr>
+      <w:type w:val="oddPage"/>
       <w:pgSz w:w="12240" w:h="15840"/>
-      <w:pgMar w:top="1440" w:right="1440" w:bottom="1440" w:left="1440" w:header="720" w:footer="720" w:gutter="0"/>
+      <w:pgMar w:top="1440" w:right="1440" w:bottom="1440" w:left="1440" w:header="720" w:footer="720" w:gutter="288"/>
       <w:pgNumType w:fmt="decimal"/>
       <w:titlePg/>
     </w:sectPr>
@@ -343,6 +346,16 @@
 </w:ftr>
 </file>
 
+<file path=word/footer2.xml><?xml version="1.0" encoding="utf-8"?>
+<w:ftr xmlns:w="http://schemas.openxmlformats.org/wordprocessingml/2006/main" xmlns:r="http://schemas.openxmlformats.org/officeDocument/2006/relationships">
+  <w:p>
+    <w:pPr>
+      <w:pStyle w:val="Footer"/>
+    </w:pPr>
+  </w:p>
+</w:ftr>
+</file>
+
 <file path=word/footnotes.xml><?xml version="1.0" encoding="utf-8"?>
 <w:footnotes xmlns:w="http://schemas.openxmlformats.org/wordprocessingml/2006/main" xmlns:m="http://schemas.openxmlformats.org/officeDocument/2006/math" xmlns:r="http://schemas.openxmlformats.org/officeDocument/2006/relationships" xmlns:o="urn:schemas-microsoft-com:office:office" xmlns:v="urn:schemas-microsoft-com:vml" xmlns:w10="urn:schemas-microsoft-com:office:word" xmlns:a="http://schemas.openxmlformats.org/drawingml/2006/main" xmlns:pic="http://schemas.openxmlformats.org/drawingml/2006/picture" xmlns:wp="http://schemas.openxmlformats.org/drawingml/2006/wordprocessingDrawing">
   <w:footnote w:type="continuationSeparator" w:id="0">
@@ -390,7 +403,7 @@
 <w:hdr xmlns:w="http://schemas.openxmlformats.org/wordprocessingml/2006/main" xmlns:r="http://schemas.openxmlformats.org/officeDocument/2006/relationships">
   <w:tbl>
     <w:tblPr>
-      <w:tblW w:w="9360" w:type="dxa"/>
+      <w:tblW w:w="9072" w:type="dxa"/>
       <w:tblBorders>
         <w:top w:val="none" w:sz="0" w:space="0" w:color="auto"/>
         <w:left w:val="none" w:sz="0" w:space="0" w:color="auto"/>
@@ -406,13 +419,13 @@
       </w:tblCellMar>
     </w:tblPr>
     <w:tblGrid>
-      <w:gridCol w:w="7999"/>
+      <w:gridCol w:w="7711"/>
       <w:gridCol w:w="1361"/>
     </w:tblGrid>
     <w:tr>
       <w:tc>
         <w:tcPr>
-          <w:tcW w:w="7999" w:type="dxa"/>
+          <w:tcW w:w="7711" w:type="dxa"/>
           <w:tcBorders>
             <w:bottom w:val="single" w:sz="4" w:space="0" w:color="000000"/>
           </w:tcBorders>
@@ -498,6 +511,117 @@
 </file>
 
 <file path=word/header2.xml><?xml version="1.0" encoding="utf-8"?>
+<w:hdr xmlns:w="http://schemas.openxmlformats.org/wordprocessingml/2006/main" xmlns:r="http://schemas.openxmlformats.org/officeDocument/2006/relationships">
+  <w:tbl>
+    <w:tblPr>
+      <w:tblW w:w="9072" w:type="dxa"/>
+      <w:tblBorders>
+        <w:top w:val="none" w:sz="0" w:space="0" w:color="auto"/>
+        <w:left w:val="none" w:sz="0" w:space="0" w:color="auto"/>
+        <w:bottom w:val="none" w:sz="0" w:space="0" w:color="auto"/>
+        <w:right w:val="none" w:sz="0" w:space="0" w:color="auto"/>
+        <w:insideH w:val="none" w:sz="0" w:space="0" w:color="auto"/>
+        <w:insideV w:val="none" w:sz="0" w:space="0" w:color="auto"/>
+      </w:tblBorders>
+      <w:tblLayout w:type="fixed"/>
+      <w:tblCellMar>
+        <w:left w:w="0" w:type="dxa"/>
+        <w:right w:w="0" w:type="dxa"/>
+      </w:tblCellMar>
+    </w:tblPr>
+    <w:tblGrid>
+      <w:gridCol w:w="1361"/>
+      <w:gridCol w:w="7711"/>
+    </w:tblGrid>
+    <w:tr>
+      <w:tc>
+        <w:tcPr>
+          <w:tcW w:w="1361" w:type="dxa"/>
+          <w:tcBorders>
+            <w:bottom w:val="single" w:sz="4" w:space="0" w:color="000000"/>
+          </w:tcBorders>
+          <w:tcMar>
+            <w:left w:w="0" w:type="dxa"/>
+            <w:bottom w:w="40" w:type="dxa"/>
+            <w:right w:w="0" w:type="dxa"/>
+          </w:tcMar>
+        </w:tcPr>
+        <w:p>
+          <w:pPr>
+            <w:pStyle w:val="Header"/>
+            <w:tabs>
+              <w:tab w:val="left" w:pos="360"/>
+            </w:tabs>
+            <w:spacing w:before="0" w:after="0"/>
+            <w:jc w:val="left"/>
+          </w:pPr>
+          <w:r>
+            <w:fldChar w:fldCharType="begin"/>
+          </w:r>
+          <w:r>
+            <w:instrText xml:space="preserve"> PAGE \* MERGEFORMAT </w:instrText>
+          </w:r>
+          <w:r>
+            <w:fldChar w:fldCharType="separate"/>
+          </w:r>
+          <w:r>
+            <w:t>1</w:t>
+          </w:r>
+          <w:r>
+            <w:fldChar w:fldCharType="end"/>
+          </w:r>
+        </w:p>
+      </w:tc>
+      <w:tc>
+        <w:tcPr>
+          <w:tcW w:w="7711" w:type="dxa"/>
+          <w:tcBorders>
+            <w:bottom w:val="single" w:sz="4" w:space="0" w:color="000000"/>
+          </w:tcBorders>
+          <w:tcMar>
+            <w:left w:w="0" w:type="dxa"/>
+            <w:bottom w:w="40" w:type="dxa"/>
+            <w:right w:w="0" w:type="dxa"/>
+          </w:tcMar>
+        </w:tcPr>
+        <w:p>
+          <w:pPr>
+            <w:pStyle w:val="Header"/>
+            <w:tabs>
+              <w:tab w:val="left" w:pos="360"/>
+            </w:tabs>
+            <w:spacing w:before="0" w:after="0"/>
+            <w:jc w:val="right"/>
+          </w:pPr>
+          <w:r>
+            <w:fldChar w:fldCharType="begin"/>
+          </w:r>
+          <w:r>
+            <w:instrText xml:space="preserve"> STYLEREF "Heading 2" \* MERGEFORMAT </w:instrText>
+          </w:r>
+          <w:r>
+            <w:fldChar w:fldCharType="separate"/>
+          </w:r>
+          <w:r>
+            <w:t>Section</w:t>
+          </w:r>
+          <w:r>
+            <w:fldChar w:fldCharType="end"/>
+          </w:r>
+        </w:p>
+      </w:tc>
+    </w:tr>
+  </w:tbl>
+  <w:p>
+    <w:pPr>
+      <w:pStyle w:val="Header"/>
+      <w:spacing w:before="0" w:after="0" w:line="120" w:lineRule="exact"/>
+    </w:pPr>
+  </w:p>
+</w:hdr>
+</file>
+
+<file path=word/header3.xml><?xml version="1.0" encoding="utf-8"?>
 <w:hdr xmlns:w="http://schemas.openxmlformats.org/wordprocessingml/2006/main" xmlns:r="http://schemas.openxmlformats.org/officeDocument/2006/relationships">
   <w:p>
     <w:pPr>

--- a/templates/docx/reference-digital.docx
+++ b/templates/docx/reference-digital.docx
@@ -319,6 +319,7 @@
       <w:headerReference w:type="first" r:id="rId903"/>
       <w:footerReference w:type="default" r:id="rId904"/>
       <w:footerReference w:type="even" r:id="rId905"/>
+      <w:footerReference w:type="first" r:id="rId906"/>
       <w:footnotePr>
         <w:numRestart w:val="eachSect"/>
       </w:footnotePr>
@@ -352,6 +353,33 @@
     <w:pPr>
       <w:pStyle w:val="Footer"/>
     </w:pPr>
+  </w:p>
+</w:ftr>
+</file>
+
+<file path=word/footer3.xml><?xml version="1.0" encoding="utf-8"?>
+<w:ftr xmlns:w="http://schemas.openxmlformats.org/wordprocessingml/2006/main" xmlns:r="http://schemas.openxmlformats.org/officeDocument/2006/relationships">
+  <w:p>
+    <w:pPr>
+      <w:pStyle w:val="Footer"/>
+      <w:spacing w:before="0" w:after="0"/>
+      <w:jc w:val="center"/>
+    </w:pPr>
+    <w:r>
+      <w:fldChar w:fldCharType="begin"/>
+    </w:r>
+    <w:r>
+      <w:instrText xml:space="preserve"> PAGE \* MERGEFORMAT </w:instrText>
+    </w:r>
+    <w:r>
+      <w:fldChar w:fldCharType="separate"/>
+    </w:r>
+    <w:r>
+      <w:t>1</w:t>
+    </w:r>
+    <w:r>
+      <w:fldChar w:fldCharType="end"/>
+    </w:r>
   </w:p>
 </w:ftr>
 </file>

--- a/templates/docx/reference-digital.docx
+++ b/templates/docx/reference-digital.docx
@@ -784,7 +784,7 @@
     <w:pPrDefault>
       <w:pPr>
         <w:widowControl/>
-        <w:spacing w:after="0" w:line="288" w:lineRule="auto"/>
+        <w:spacing w:before="0" w:after="0" w:line="326" w:lineRule="atLeast"/>
       </w:pPr>
     </w:pPrDefault>
   </w:docDefaults>
@@ -800,8 +800,9 @@
     <w:qFormat/>
     <w:pPr>
       <w:widowControl/>
-      <w:spacing w:before="0" w:after="0" w:line="288" w:lineRule="auto"/>
+      <w:spacing w:before="0" w:after="0" w:line="326" w:lineRule="atLeast"/>
       <w:ind w:firstLine="340"/>
+      <w:jc w:val="both"/>
     </w:pPr>
   </w:style>
   <w:style w:type="paragraph" w:customStyle="1" w:styleId="FirstParagraph">
@@ -818,8 +819,9 @@
     <w:basedOn w:val="BodyText"/>
     <w:qFormat/>
     <w:pPr>
-      <w:spacing w:before="36" w:after="36" w:line="240" w:lineRule="auto"/>
+      <w:spacing w:before="36" w:after="36" w:line="326" w:lineRule="atLeast"/>
       <w:ind w:firstLine="0"/>
+      <w:jc w:val="left"/>
     </w:pPr>
   </w:style>
   <w:style w:type="paragraph" w:styleId="Title">
@@ -979,8 +981,9 @@
       <w:tabs>
         <w:tab w:val="left" w:pos="360"/>
       </w:tabs>
-      <w:spacing w:before="0" w:after="400" w:line="240" w:lineRule="auto"/>
+      <w:spacing w:before="0" w:after="400" w:line="717" w:lineRule="atLeast"/>
       <w:ind w:firstLine="0"/>
+      <w:jc w:val="both"/>
       <w:outlineLvl w:val="0"/>
     </w:pPr>
     <w:rPr>
@@ -1006,8 +1009,9 @@
       <w:tabs>
         <w:tab w:val="left" w:pos="360"/>
       </w:tabs>
-      <w:spacing w:before="360" w:after="120" w:line="240" w:lineRule="auto"/>
+      <w:spacing w:before="360" w:after="120" w:line="430" w:lineRule="atLeast"/>
       <w:ind w:firstLine="0"/>
+      <w:jc w:val="both"/>
       <w:outlineLvl w:val="1"/>
     </w:pPr>
     <w:rPr>
@@ -1033,8 +1037,9 @@
       <w:tabs>
         <w:tab w:val="left" w:pos="360"/>
       </w:tabs>
-      <w:spacing w:before="280" w:after="100" w:line="240" w:lineRule="auto"/>
+      <w:spacing w:before="280" w:after="100" w:line="336" w:lineRule="atLeast"/>
       <w:ind w:firstLine="0"/>
+      <w:jc w:val="both"/>
       <w:outlineLvl w:val="2"/>
     </w:pPr>
     <w:rPr>
@@ -1328,7 +1333,7 @@
     <w:qFormat/>
     <w:pPr>
       <w:widowControl/>
-      <w:spacing w:before="0" w:after="40" w:line="240" w:lineRule="auto"/>
+      <w:spacing w:before="0" w:after="40" w:line="224" w:lineRule="atLeast"/>
       <w:ind w:firstLine="0"/>
     </w:pPr>
     <w:rPr>
@@ -1399,7 +1404,7 @@
     <w:basedOn w:val="Normal"/>
     <w:link w:val="BodyTextChar"/>
     <w:pPr>
-      <w:spacing w:before="0" w:after="120"/>
+      <w:spacing w:before="0" w:after="120" w:line="271" w:lineRule="atLeast"/>
       <w:ind w:firstLine="0"/>
       <w:jc w:val="center"/>
     </w:pPr>
@@ -1507,8 +1512,9 @@
       </w:pBdr>
       <w:shd w:val="clear" w:color="auto" w:fill="F6F8FA"/>
       <w:wordWrap w:val="off"/>
-      <w:spacing w:before="120" w:after="120" w:line="240" w:lineRule="auto"/>
+      <w:spacing w:before="120" w:after="120" w:line="287" w:lineRule="atLeast"/>
       <w:ind w:left="240" w:right="240" w:firstLine="0"/>
+      <w:jc w:val="left"/>
     </w:pPr>
     <w:rPr>
       <w:rFonts w:ascii="Atkinson Hyperlegible Mono" w:hAnsi="Atkinson Hyperlegible Mono" w:cs="Atkinson Hyperlegible Mono" w:eastAsia="Atkinson Hyperlegible Mono"/>
